--- a/ML-Lab-course-outline.docx
+++ b/ML-Lab-course-outline.docx
@@ -3895,14 +3895,30 @@
               <w:spacing w:after="0"/>
               <w:jc w:val="both"/>
               <w:rPr>
-                <w:rFonts w:ascii="Times New Roman" w:hAnsi="Times New Roman" w:eastAsia="Times New Roman" w:cs="Times New Roman"/>
+                <w:rFonts w:hint="default" w:ascii="Times New Roman" w:hAnsi="Times New Roman" w:eastAsia="Times New Roman" w:cs="Times New Roman"/>
                 <w:sz w:val="20"/>
                 <w:szCs w:val="20"/>
                 <w:lang w:val="en-US" w:eastAsia="en-US" w:bidi="ar-SA"/>
               </w:rPr>
             </w:pPr>
-            <w:bookmarkStart w:id="3" w:name="_GoBack"/>
-            <w:bookmarkEnd w:id="3"/>
+            <w:r>
+              <w:rPr>
+                <w:rFonts w:hint="default" w:ascii="Times New Roman" w:hAnsi="Times New Roman" w:eastAsia="Times New Roman" w:cs="Times New Roman"/>
+                <w:sz w:val="20"/>
+                <w:szCs w:val="20"/>
+                <w:lang w:val="en-US" w:eastAsia="en-US" w:bidi="ar-SA"/>
+              </w:rPr>
+              <w:t>L</w:t>
+            </w:r>
+            <w:r>
+              <w:rPr>
+                <w:rFonts w:ascii="Times New Roman" w:hAnsi="Times New Roman" w:eastAsia="Times New Roman" w:cs="Times New Roman"/>
+                <w:sz w:val="20"/>
+                <w:szCs w:val="20"/>
+                <w:lang w:val="en-US"/>
+              </w:rPr>
+              <w:t>inear and logistic regression (raw and package-based implementations),</w:t>
+            </w:r>
           </w:p>
         </w:tc>
         <w:tc>
@@ -4015,22 +4031,30 @@
               <w:spacing w:after="0"/>
               <w:jc w:val="both"/>
               <w:rPr>
-                <w:rFonts w:ascii="Times New Roman" w:hAnsi="Times New Roman" w:eastAsia="Times New Roman" w:cs="Times New Roman"/>
-                <w:b/>
-                <w:bCs/>
-                <w:sz w:val="20"/>
-                <w:szCs w:val="20"/>
-                <w:lang w:val="en" w:eastAsia="en-US" w:bidi="ar-SA"/>
-              </w:rPr>
-            </w:pPr>
-            <w:r>
-              <w:rPr>
-                <w:rFonts w:ascii="Times New Roman" w:hAnsi="Times New Roman" w:eastAsia="Times New Roman" w:cs="Times New Roman"/>
+                <w:rFonts w:hint="default" w:ascii="Times New Roman" w:hAnsi="Times New Roman" w:eastAsia="Times New Roman" w:cs="Times New Roman"/>
+                <w:b/>
+                <w:bCs/>
+                <w:sz w:val="20"/>
+                <w:szCs w:val="20"/>
+                <w:lang w:val="en-US" w:eastAsia="en-US" w:bidi="ar-SA"/>
+              </w:rPr>
+            </w:pPr>
+            <w:r>
+              <w:rPr>
+                <w:rFonts w:hint="default" w:ascii="Times New Roman" w:hAnsi="Times New Roman" w:eastAsia="Times New Roman" w:cs="Times New Roman"/>
                 <w:sz w:val="20"/>
                 <w:szCs w:val="20"/>
                 <w:lang w:val="en-US"/>
               </w:rPr>
-              <w:t>Linear and logistic regression (raw and package-based implementations),</w:t>
+              <w:t xml:space="preserve"> </w:t>
+            </w:r>
+            <w:r>
+              <w:rPr>
+                <w:rFonts w:ascii="Times New Roman" w:hAnsi="Times New Roman" w:eastAsia="Times New Roman" w:cs="Times New Roman"/>
+                <w:sz w:val="20"/>
+                <w:szCs w:val="20"/>
+              </w:rPr>
+              <w:t>Decision tree,</w:t>
             </w:r>
             <w:r>
               <w:rPr>
@@ -4046,8 +4070,9 @@
                 <w:rFonts w:ascii="Times New Roman" w:hAnsi="Times New Roman" w:eastAsia="Times New Roman" w:cs="Times New Roman"/>
                 <w:sz w:val="20"/>
                 <w:szCs w:val="20"/>
-              </w:rPr>
-              <w:t>Decision tree,</w:t>
+                <w:lang w:val="en-US"/>
+              </w:rPr>
+              <w:t xml:space="preserve">SVM, </w:t>
             </w:r>
             <w:r>
               <w:rPr>
@@ -4056,7 +4081,7 @@
                 <w:szCs w:val="20"/>
                 <w:lang w:val="en-US"/>
               </w:rPr>
-              <w:t xml:space="preserve"> </w:t>
+              <w:t>R</w:t>
             </w:r>
             <w:r>
               <w:rPr>
@@ -4065,7 +4090,7 @@
                 <w:szCs w:val="20"/>
                 <w:lang w:val="en-US"/>
               </w:rPr>
-              <w:t xml:space="preserve">SVM, </w:t>
+              <w:t xml:space="preserve">andom forest, and </w:t>
             </w:r>
             <w:r>
               <w:rPr>
@@ -4074,7 +4099,7 @@
                 <w:szCs w:val="20"/>
                 <w:lang w:val="en-US"/>
               </w:rPr>
-              <w:t>R</w:t>
+              <w:t>KNN</w:t>
             </w:r>
             <w:r>
               <w:rPr>
@@ -4083,7 +4108,7 @@
                 <w:szCs w:val="20"/>
                 <w:lang w:val="en-US"/>
               </w:rPr>
-              <w:t>andom forest, and decision tree algorithms, k-fold cross-validation, and performance metrics</w:t>
+              <w:t xml:space="preserve"> algorithms</w:t>
             </w:r>
           </w:p>
         </w:tc>
@@ -4212,6 +4237,24 @@
                 <w:szCs w:val="20"/>
                 <w:lang w:val="en-US"/>
               </w:rPr>
+              <w:t>k-fold cross-validation, and performance metrics</w:t>
+            </w:r>
+            <w:r>
+              <w:rPr>
+                <w:rFonts w:hint="default" w:ascii="Times New Roman" w:hAnsi="Times New Roman" w:eastAsia="Times New Roman" w:cs="Times New Roman"/>
+                <w:sz w:val="20"/>
+                <w:szCs w:val="20"/>
+                <w:lang w:val="en-US"/>
+              </w:rPr>
+              <w:t xml:space="preserve">, </w:t>
+            </w:r>
+            <w:r>
+              <w:rPr>
+                <w:rFonts w:ascii="Times New Roman" w:hAnsi="Times New Roman" w:eastAsia="Times New Roman" w:cs="Times New Roman"/>
+                <w:sz w:val="20"/>
+                <w:szCs w:val="20"/>
+                <w:lang w:val="en-US"/>
+              </w:rPr>
               <w:t>k-means and DBSCAN clustering, Folium-based visualization, outlier visualization, grid search with cross-validation, and machine learning pipelines</w:t>
             </w:r>
           </w:p>
@@ -4334,69 +4377,8 @@
                 <w:lang w:val="en" w:eastAsia="en-US" w:bidi="ar-SA"/>
               </w:rPr>
             </w:pPr>
-            <w:r>
-              <w:rPr>
-                <w:rFonts w:hint="default" w:ascii="Times New Roman" w:hAnsi="Times New Roman" w:eastAsia="Times New Roman" w:cs="Times New Roman"/>
-                <w:sz w:val="20"/>
-                <w:szCs w:val="20"/>
-                <w:lang w:val="en-US"/>
-              </w:rPr>
-              <w:t>T</w:t>
-            </w:r>
-            <w:r>
-              <w:rPr>
-                <w:rFonts w:ascii="Times New Roman" w:hAnsi="Times New Roman" w:eastAsia="Times New Roman" w:cs="Times New Roman"/>
-                <w:sz w:val="20"/>
-                <w:szCs w:val="20"/>
-                <w:lang w:val="en-US"/>
-              </w:rPr>
-              <w:t>abular and text data handling,</w:t>
-            </w:r>
-            <w:r>
-              <w:rPr>
-                <w:rFonts w:hint="default" w:ascii="Times New Roman" w:hAnsi="Times New Roman" w:eastAsia="Times New Roman" w:cs="Times New Roman"/>
-                <w:sz w:val="20"/>
-                <w:szCs w:val="20"/>
-                <w:lang w:val="en-US"/>
-              </w:rPr>
-              <w:t xml:space="preserve"> </w:t>
-            </w:r>
-            <w:r>
-              <w:rPr>
-                <w:rFonts w:ascii="Times New Roman" w:hAnsi="Times New Roman" w:eastAsia="Times New Roman" w:cs="Times New Roman"/>
-                <w:sz w:val="20"/>
-                <w:szCs w:val="20"/>
-                <w:lang w:val="en-US"/>
-              </w:rPr>
-              <w:t>one-hot encoding</w:t>
-            </w:r>
-            <w:r>
-              <w:rPr>
-                <w:rFonts w:hint="default" w:ascii="Times New Roman" w:hAnsi="Times New Roman" w:eastAsia="Times New Roman" w:cs="Times New Roman"/>
-                <w:sz w:val="20"/>
-                <w:szCs w:val="20"/>
-                <w:lang w:val="en-US"/>
-              </w:rPr>
-              <w:t xml:space="preserve"> vs. label encoder</w:t>
-            </w:r>
-            <w:r>
-              <w:rPr>
-                <w:rFonts w:ascii="Times New Roman" w:hAnsi="Times New Roman" w:eastAsia="Times New Roman" w:cs="Times New Roman"/>
-                <w:sz w:val="20"/>
-                <w:szCs w:val="20"/>
-                <w:lang w:val="en-US"/>
-              </w:rPr>
-              <w:t>,</w:t>
-            </w:r>
-            <w:r>
-              <w:rPr>
-                <w:rFonts w:hint="default" w:ascii="Times New Roman" w:hAnsi="Times New Roman" w:eastAsia="Times New Roman" w:cs="Times New Roman"/>
-                <w:sz w:val="20"/>
-                <w:szCs w:val="20"/>
-                <w:lang w:val="en-US"/>
-              </w:rPr>
-              <w:t xml:space="preserve">, </w:t>
-            </w:r>
+            <w:bookmarkStart w:id="3" w:name="_GoBack"/>
+            <w:bookmarkEnd w:id="3"/>
             <w:r>
               <w:rPr>
                 <w:rFonts w:ascii="Times New Roman" w:hAnsi="Times New Roman" w:eastAsia="Times New Roman" w:cs="Times New Roman"/>
